--- a/site/downloads/handbook-D6.docx
+++ b/site/downloads/handbook-D6.docx
@@ -1471,6 +1471,194 @@
         <w:t>, unique and sorted. Ignore calls whose target is not a name or attribute chain (for example a call on a subscript). This gives you the checklist for step 2 of the read-through.</w:t>
       </w:r>
     </w:p>
+    <w:p>
+      <w:r>
+        <w:rPr>
+          <w:b w:val="0"/>
+          <w:i w:val="0"/>
+        </w:rPr>
+        <w:t>Your code must pass these checks:</w:t>
+      </w:r>
+    </w:p>
+    <w:p>
+      <w:pPr>
+        <w:pStyle w:val="ListBullet"/>
+      </w:pPr>
+      <w:r>
+        <w:rPr>
+          <w:b w:val="0"/>
+          <w:i w:val="0"/>
+        </w:rPr>
+        <w:t>Return dotted names for name and attribute chains. A call on a call result (.load on format(...)) has no plain dotted name: skip it.</w:t>
+      </w:r>
+    </w:p>
+    <w:p>
+      <w:pPr>
+        <w:pStyle w:val="ListBullet"/>
+      </w:pPr>
+      <w:r>
+        <w:rPr>
+          <w:b w:val="0"/>
+          <w:i w:val="0"/>
+        </w:rPr>
+        <w:t>Each name once, sorted.</w:t>
+      </w:r>
+    </w:p>
+    <w:p>
+      <w:pPr>
+        <w:pStyle w:val="ListBullet"/>
+      </w:pPr>
+      <w:r>
+        <w:rPr>
+          <w:b w:val="0"/>
+          <w:i w:val="0"/>
+        </w:rPr>
+        <w:t>Skip calls on subscripts.</w:t>
+      </w:r>
+    </w:p>
+    <w:p>
+      <w:r>
+        <w:rPr>
+          <w:b w:val="0"/>
+          <w:i w:val="0"/>
+        </w:rPr>
+        <w:t>Shape of the answer. The reference solution defines these names. Write the bodies yourself.</w:t>
+      </w:r>
+    </w:p>
+    <w:tbl>
+      <w:tblPr>
+        <w:tblW w:type="auto" w:w="0"/>
+        <w:jc w:val="left"/>
+        <w:tblLook w:firstColumn="1" w:firstRow="1" w:lastColumn="0" w:lastRow="0" w:noHBand="0" w:noVBand="1" w:val="04A0"/>
+      </w:tblPr>
+      <w:tblGrid>
+        <w:gridCol w:w="8221"/>
+      </w:tblGrid>
+      <w:tr>
+        <w:tc>
+          <w:tcPr>
+            <w:tcW w:type="dxa" w:w="8221"/>
+            <w:shd w:val="clear" w:color="auto" w:fill="F2F4F7"/>
+          </w:tcPr>
+          <w:p>
+            <w:pPr>
+              <w:spacing w:before="0" w:after="0" w:line="240" w:lineRule="auto"/>
+              <w:ind w:left="567" w:hanging="567"/>
+            </w:pPr>
+            <w:r>
+              <w:rPr>
+                <w:rFonts w:ascii="Consolas" w:hAnsi="Consolas" w:eastAsia="Consolas"/>
+                <w:b w:val="0"/>
+                <w:color w:val="5B6875"/>
+                <w:sz w:val="16"/>
+              </w:rPr>
+              <w:t xml:space="preserve">   1  </w:t>
+            </w:r>
+            <w:r>
+              <w:rPr>
+                <w:rFonts w:ascii="Consolas" w:hAnsi="Consolas" w:eastAsia="Consolas"/>
+                <w:b w:val="0"/>
+                <w:sz w:val="16"/>
+              </w:rPr>
+              <w:t># Dotted name for a Name or Attribute chain, else None.</w:t>
+            </w:r>
+          </w:p>
+          <w:p>
+            <w:pPr>
+              <w:spacing w:before="0" w:after="0" w:line="240" w:lineRule="auto"/>
+              <w:ind w:left="567" w:hanging="567"/>
+            </w:pPr>
+            <w:r>
+              <w:rPr>
+                <w:rFonts w:ascii="Consolas" w:hAnsi="Consolas" w:eastAsia="Consolas"/>
+                <w:b w:val="0"/>
+                <w:color w:val="5B6875"/>
+                <w:sz w:val="16"/>
+              </w:rPr>
+              <w:t xml:space="preserve">   2  </w:t>
+            </w:r>
+            <w:r>
+              <w:rPr>
+                <w:rFonts w:ascii="Consolas" w:hAnsi="Consolas" w:eastAsia="Consolas"/>
+                <w:b w:val="0"/>
+                <w:sz w:val="16"/>
+              </w:rPr>
+              <w:t>def _dotted(node: ast.expr) -&gt; str | None: ...</w:t>
+            </w:r>
+          </w:p>
+          <w:p>
+            <w:pPr>
+              <w:spacing w:before="0" w:after="0" w:line="240" w:lineRule="auto"/>
+              <w:ind w:left="567" w:hanging="567"/>
+            </w:pPr>
+            <w:r>
+              <w:rPr>
+                <w:rFonts w:ascii="Consolas" w:hAnsi="Consolas" w:eastAsia="Consolas"/>
+                <w:b w:val="0"/>
+                <w:color w:val="5B6875"/>
+                <w:sz w:val="16"/>
+              </w:rPr>
+              <w:t xml:space="preserve">   3  </w:t>
+            </w:r>
+            <w:r>
+              <w:rPr>
+                <w:rFonts w:ascii="Consolas" w:hAnsi="Consolas" w:eastAsia="Consolas"/>
+                <w:b w:val="0"/>
+                <w:sz w:val="16"/>
+              </w:rPr>
+              <w:t xml:space="preserve"> </w:t>
+            </w:r>
+          </w:p>
+          <w:p>
+            <w:pPr>
+              <w:spacing w:before="0" w:after="0" w:line="240" w:lineRule="auto"/>
+              <w:ind w:left="567" w:hanging="567"/>
+            </w:pPr>
+            <w:r>
+              <w:rPr>
+                <w:rFonts w:ascii="Consolas" w:hAnsi="Consolas" w:eastAsia="Consolas"/>
+                <w:b w:val="0"/>
+                <w:color w:val="5B6875"/>
+                <w:sz w:val="16"/>
+              </w:rPr>
+              <w:t xml:space="preserve">   4  </w:t>
+            </w:r>
+            <w:r>
+              <w:rPr>
+                <w:rFonts w:ascii="Consolas" w:hAnsi="Consolas" w:eastAsia="Consolas"/>
+                <w:b w:val="0"/>
+                <w:sz w:val="16"/>
+              </w:rPr>
+              <w:t># Sorted unique dotted names of every call in the source.</w:t>
+            </w:r>
+          </w:p>
+          <w:p>
+            <w:pPr>
+              <w:spacing w:before="0" w:after="0" w:line="240" w:lineRule="auto"/>
+              <w:ind w:left="567" w:hanging="567"/>
+            </w:pPr>
+            <w:r>
+              <w:rPr>
+                <w:rFonts w:ascii="Consolas" w:hAnsi="Consolas" w:eastAsia="Consolas"/>
+                <w:b w:val="0"/>
+                <w:color w:val="5B6875"/>
+                <w:sz w:val="16"/>
+              </w:rPr>
+              <w:t xml:space="preserve">   5  </w:t>
+            </w:r>
+            <w:r>
+              <w:rPr>
+                <w:rFonts w:ascii="Consolas" w:hAnsi="Consolas" w:eastAsia="Consolas"/>
+                <w:b w:val="0"/>
+                <w:sz w:val="16"/>
+              </w:rPr>
+              <w:t>def called_names(source: str) -&gt; list[str]: ...</w:t>
+            </w:r>
+          </w:p>
+        </w:tc>
+      </w:tr>
+    </w:tbl>
+    <w:p/>
     <w:p>
       <w:r>
         <w:rPr>
@@ -3172,6 +3360,137 @@
           <w:b w:val="0"/>
           <w:i w:val="0"/>
         </w:rPr>
+        <w:t>Your code must pass these checks:</w:t>
+      </w:r>
+    </w:p>
+    <w:p>
+      <w:pPr>
+        <w:pStyle w:val="ListBullet"/>
+      </w:pPr>
+      <w:r>
+        <w:rPr>
+          <w:b w:val="0"/>
+          <w:i w:val="0"/>
+        </w:rPr>
+        <w:t>Every case must pass against a correct share. Work the expected values out by hand.</w:t>
+      </w:r>
+    </w:p>
+    <w:p>
+      <w:pPr>
+        <w:pStyle w:val="ListBullet"/>
+      </w:pPr>
+      <w:r>
+        <w:rPr>
+          <w:b w:val="0"/>
+          <w:i w:val="0"/>
+        </w:rPr>
+        <w:t>Add a case with total 0, expecting None. A version that divides by zero must fail it.</w:t>
+      </w:r>
+    </w:p>
+    <w:p>
+      <w:pPr>
+        <w:pStyle w:val="ListBullet"/>
+      </w:pPr>
+      <w:r>
+        <w:rPr>
+          <w:b w:val="0"/>
+          <w:i w:val="0"/>
+        </w:rPr>
+        <w:t>Your zero-total case must expect None, not 0.0, so a version returning 0.0 fails.</w:t>
+      </w:r>
+    </w:p>
+    <w:p>
+      <w:pPr>
+        <w:pStyle w:val="ListBullet"/>
+      </w:pPr>
+      <w:r>
+        <w:rPr>
+          <w:b w:val="0"/>
+          <w:i w:val="0"/>
+        </w:rPr>
+        <w:t>Add a normal case, such as (1, 4, 0.25). A version returning 25.0 must fail it.</w:t>
+      </w:r>
+    </w:p>
+    <w:p>
+      <w:r>
+        <w:rPr>
+          <w:b w:val="0"/>
+          <w:i w:val="0"/>
+        </w:rPr>
+        <w:t>Shape of the answer. The reference solution defines these names. Write the bodies yourself.</w:t>
+      </w:r>
+    </w:p>
+    <w:tbl>
+      <w:tblPr>
+        <w:tblW w:type="auto" w:w="0"/>
+        <w:jc w:val="left"/>
+        <w:tblLook w:firstColumn="1" w:firstRow="1" w:lastColumn="0" w:lastRow="0" w:noHBand="0" w:noVBand="1" w:val="04A0"/>
+      </w:tblPr>
+      <w:tblGrid>
+        <w:gridCol w:w="8221"/>
+      </w:tblGrid>
+      <w:tr>
+        <w:tc>
+          <w:tcPr>
+            <w:tcW w:type="dxa" w:w="8221"/>
+            <w:shd w:val="clear" w:color="auto" w:fill="F2F4F7"/>
+          </w:tcPr>
+          <w:p>
+            <w:pPr>
+              <w:spacing w:before="0" w:after="0" w:line="240" w:lineRule="auto"/>
+              <w:ind w:left="567" w:hanging="567"/>
+            </w:pPr>
+            <w:r>
+              <w:rPr>
+                <w:rFonts w:ascii="Consolas" w:hAnsi="Consolas" w:eastAsia="Consolas"/>
+                <w:b w:val="0"/>
+                <w:color w:val="5B6875"/>
+                <w:sz w:val="16"/>
+              </w:rPr>
+              <w:t xml:space="preserve">   1  </w:t>
+            </w:r>
+            <w:r>
+              <w:rPr>
+                <w:rFonts w:ascii="Consolas" w:hAnsi="Consolas" w:eastAsia="Consolas"/>
+                <w:b w:val="0"/>
+                <w:sz w:val="16"/>
+              </w:rPr>
+              <w:t># Known-answer cases for share(part, total), worked out by hand.</w:t>
+            </w:r>
+          </w:p>
+          <w:p>
+            <w:pPr>
+              <w:spacing w:before="0" w:after="0" w:line="240" w:lineRule="auto"/>
+              <w:ind w:left="567" w:hanging="567"/>
+            </w:pPr>
+            <w:r>
+              <w:rPr>
+                <w:rFonts w:ascii="Consolas" w:hAnsi="Consolas" w:eastAsia="Consolas"/>
+                <w:b w:val="0"/>
+                <w:color w:val="5B6875"/>
+                <w:sz w:val="16"/>
+              </w:rPr>
+              <w:t xml:space="preserve">   2  </w:t>
+            </w:r>
+            <w:r>
+              <w:rPr>
+                <w:rFonts w:ascii="Consolas" w:hAnsi="Consolas" w:eastAsia="Consolas"/>
+                <w:b w:val="0"/>
+                <w:sz w:val="16"/>
+              </w:rPr>
+              <w:t>def share_cases() -&gt; list[tuple[float, float, float | None]]: ...</w:t>
+            </w:r>
+          </w:p>
+        </w:tc>
+      </w:tr>
+    </w:tbl>
+    <w:p/>
+    <w:p>
+      <w:r>
+        <w:rPr>
+          <w:b w:val="0"/>
+          <w:i w:val="0"/>
+        </w:rPr>
         <w:t>Starter code:</w:t>
       </w:r>
     </w:p>
@@ -4547,6 +4866,252 @@
         <w:t xml:space="preserve"> followed by exactly two digits). An empty list of rows violates nothing.</w:t>
       </w:r>
     </w:p>
+    <w:p>
+      <w:r>
+        <w:rPr>
+          <w:b w:val="0"/>
+          <w:i w:val="0"/>
+        </w:rPr>
+        <w:t>Your code must pass these checks:</w:t>
+      </w:r>
+    </w:p>
+    <w:p>
+      <w:pPr>
+        <w:pStyle w:val="ListBullet"/>
+      </w:pPr>
+      <w:r>
+        <w:rPr>
+          <w:b w:val="0"/>
+          <w:i w:val="0"/>
+        </w:rPr>
+        <w:t>The same respondent in two waves is fine. Uniqueness is per wave.</w:t>
+      </w:r>
+    </w:p>
+    <w:p>
+      <w:pPr>
+        <w:pStyle w:val="ListBullet"/>
+      </w:pPr>
+      <w:r>
+        <w:rPr>
+          <w:b w:val="0"/>
+          <w:i w:val="0"/>
+        </w:rPr>
+        <w:t>A duplicate key, a None weight and 'W1' violate all three, reported in order.</w:t>
+      </w:r>
+    </w:p>
+    <w:p>
+      <w:pPr>
+        <w:pStyle w:val="ListBullet"/>
+      </w:pPr>
+      <w:r>
+        <w:rPr>
+          <w:b w:val="0"/>
+          <w:i w:val="0"/>
+        </w:rPr>
+        <w:t>A weight of 0.0 is not positive. Check with &gt; 0, and None with is None.</w:t>
+      </w:r>
+    </w:p>
+    <w:p>
+      <w:pPr>
+        <w:pStyle w:val="ListBullet"/>
+      </w:pPr>
+      <w:r>
+        <w:rPr>
+          <w:b w:val="0"/>
+          <w:i w:val="0"/>
+        </w:rPr>
+        <w:t>No rows, no violations.</w:t>
+      </w:r>
+    </w:p>
+    <w:p>
+      <w:r>
+        <w:rPr>
+          <w:b w:val="0"/>
+          <w:i w:val="0"/>
+        </w:rPr>
+        <w:t>Shape of the answer. The reference solution defines these names. Write the bodies yourself.</w:t>
+      </w:r>
+    </w:p>
+    <w:tbl>
+      <w:tblPr>
+        <w:tblW w:type="auto" w:w="0"/>
+        <w:jc w:val="left"/>
+        <w:tblLook w:firstColumn="1" w:firstRow="1" w:lastColumn="0" w:lastRow="0" w:noHBand="0" w:noVBand="1" w:val="04A0"/>
+      </w:tblPr>
+      <w:tblGrid>
+        <w:gridCol w:w="8221"/>
+      </w:tblGrid>
+      <w:tr>
+        <w:tc>
+          <w:tcPr>
+            <w:tcW w:type="dxa" w:w="8221"/>
+            <w:shd w:val="clear" w:color="auto" w:fill="F2F4F7"/>
+          </w:tcPr>
+          <w:p>
+            <w:pPr>
+              <w:spacing w:before="0" w:after="0" w:line="240" w:lineRule="auto"/>
+              <w:ind w:left="567" w:hanging="567"/>
+            </w:pPr>
+            <w:r>
+              <w:rPr>
+                <w:rFonts w:ascii="Consolas" w:hAnsi="Consolas" w:eastAsia="Consolas"/>
+                <w:b w:val="0"/>
+                <w:color w:val="5B6875"/>
+                <w:sz w:val="16"/>
+              </w:rPr>
+              <w:t xml:space="preserve">   1  </w:t>
+            </w:r>
+            <w:r>
+              <w:rPr>
+                <w:rFonts w:ascii="Consolas" w:hAnsi="Consolas" w:eastAsia="Consolas"/>
+                <w:b w:val="0"/>
+                <w:sz w:val="16"/>
+              </w:rPr>
+              <w:t># Module constant.</w:t>
+            </w:r>
+          </w:p>
+          <w:p>
+            <w:pPr>
+              <w:spacing w:before="0" w:after="0" w:line="240" w:lineRule="auto"/>
+              <w:ind w:left="567" w:hanging="567"/>
+            </w:pPr>
+            <w:r>
+              <w:rPr>
+                <w:rFonts w:ascii="Consolas" w:hAnsi="Consolas" w:eastAsia="Consolas"/>
+                <w:b w:val="0"/>
+                <w:color w:val="5B6875"/>
+                <w:sz w:val="16"/>
+              </w:rPr>
+              <w:t xml:space="preserve">   2  </w:t>
+            </w:r>
+            <w:r>
+              <w:rPr>
+                <w:rFonts w:ascii="Consolas" w:hAnsi="Consolas" w:eastAsia="Consolas"/>
+                <w:b w:val="0"/>
+                <w:sz w:val="16"/>
+              </w:rPr>
+              <w:t>WAVE_PATTERN = ...</w:t>
+            </w:r>
+          </w:p>
+          <w:p>
+            <w:pPr>
+              <w:spacing w:before="0" w:after="0" w:line="240" w:lineRule="auto"/>
+              <w:ind w:left="567" w:hanging="567"/>
+            </w:pPr>
+            <w:r>
+              <w:rPr>
+                <w:rFonts w:ascii="Consolas" w:hAnsi="Consolas" w:eastAsia="Consolas"/>
+                <w:b w:val="0"/>
+                <w:color w:val="5B6875"/>
+                <w:sz w:val="16"/>
+              </w:rPr>
+              <w:t xml:space="preserve">   3  </w:t>
+            </w:r>
+            <w:r>
+              <w:rPr>
+                <w:rFonts w:ascii="Consolas" w:hAnsi="Consolas" w:eastAsia="Consolas"/>
+                <w:b w:val="0"/>
+                <w:sz w:val="16"/>
+              </w:rPr>
+              <w:t xml:space="preserve"> </w:t>
+            </w:r>
+          </w:p>
+          <w:p>
+            <w:pPr>
+              <w:spacing w:before="0" w:after="0" w:line="240" w:lineRule="auto"/>
+              <w:ind w:left="567" w:hanging="567"/>
+            </w:pPr>
+            <w:r>
+              <w:rPr>
+                <w:rFonts w:ascii="Consolas" w:hAnsi="Consolas" w:eastAsia="Consolas"/>
+                <w:b w:val="0"/>
+                <w:color w:val="5B6875"/>
+                <w:sz w:val="16"/>
+              </w:rPr>
+              <w:t xml:space="preserve">   4  </w:t>
+            </w:r>
+            <w:r>
+              <w:rPr>
+                <w:rFonts w:ascii="Consolas" w:hAnsi="Consolas" w:eastAsia="Consolas"/>
+                <w:b w:val="0"/>
+                <w:sz w:val="16"/>
+              </w:rPr>
+              <w:t># Names of data assumptions that the rows break.</w:t>
+            </w:r>
+          </w:p>
+          <w:p>
+            <w:pPr>
+              <w:spacing w:before="0" w:after="0" w:line="240" w:lineRule="auto"/>
+              <w:ind w:left="567" w:hanging="567"/>
+            </w:pPr>
+            <w:r>
+              <w:rPr>
+                <w:rFonts w:ascii="Consolas" w:hAnsi="Consolas" w:eastAsia="Consolas"/>
+                <w:b w:val="0"/>
+                <w:color w:val="5B6875"/>
+                <w:sz w:val="16"/>
+              </w:rPr>
+              <w:t xml:space="preserve">   5  </w:t>
+            </w:r>
+            <w:r>
+              <w:rPr>
+                <w:rFonts w:ascii="Consolas" w:hAnsi="Consolas" w:eastAsia="Consolas"/>
+                <w:b w:val="0"/>
+                <w:sz w:val="16"/>
+              </w:rPr>
+              <w:t>def violated_assumptions(</w:t>
+            </w:r>
+          </w:p>
+          <w:p>
+            <w:pPr>
+              <w:spacing w:before="0" w:after="0" w:line="240" w:lineRule="auto"/>
+              <w:ind w:left="567" w:hanging="567"/>
+            </w:pPr>
+            <w:r>
+              <w:rPr>
+                <w:rFonts w:ascii="Consolas" w:hAnsi="Consolas" w:eastAsia="Consolas"/>
+                <w:b w:val="0"/>
+                <w:color w:val="5B6875"/>
+                <w:sz w:val="16"/>
+              </w:rPr>
+              <w:t xml:space="preserve">   6  </w:t>
+            </w:r>
+            <w:r>
+              <w:rPr>
+                <w:rFonts w:ascii="Consolas" w:hAnsi="Consolas" w:eastAsia="Consolas"/>
+                <w:b w:val="0"/>
+                <w:sz w:val="16"/>
+              </w:rPr>
+              <w:t xml:space="preserve">    rows: list[dict[str, object]],</w:t>
+            </w:r>
+          </w:p>
+          <w:p>
+            <w:pPr>
+              <w:spacing w:before="0" w:after="0" w:line="240" w:lineRule="auto"/>
+              <w:ind w:left="567" w:hanging="567"/>
+            </w:pPr>
+            <w:r>
+              <w:rPr>
+                <w:rFonts w:ascii="Consolas" w:hAnsi="Consolas" w:eastAsia="Consolas"/>
+                <w:b w:val="0"/>
+                <w:color w:val="5B6875"/>
+                <w:sz w:val="16"/>
+              </w:rPr>
+              <w:t xml:space="preserve">   7  </w:t>
+            </w:r>
+            <w:r>
+              <w:rPr>
+                <w:rFonts w:ascii="Consolas" w:hAnsi="Consolas" w:eastAsia="Consolas"/>
+                <w:b w:val="0"/>
+                <w:sz w:val="16"/>
+              </w:rPr>
+              <w:t>) -&gt; list[str]: ...</w:t>
+            </w:r>
+          </w:p>
+        </w:tc>
+      </w:tr>
+    </w:tbl>
+    <w:p/>
     <w:p>
       <w:r>
         <w:rPr>

--- a/site/downloads/handbook-D6.docx
+++ b/site/downloads/handbook-D6.docx
@@ -1469,6 +1469,332 @@
           <w:i w:val="0"/>
         </w:rPr>
         <w:t>, unique and sorted. Ignore calls whose target is not a name or attribute chain (for example a call on a subscript). This gives you the checklist for step 2 of the read-through.</w:t>
+      </w:r>
+    </w:p>
+    <w:p>
+      <w:r>
+        <w:rPr>
+          <w:b/>
+          <w:i w:val="0"/>
+        </w:rPr>
+        <w:t>What you need to know.</w:t>
+      </w:r>
+    </w:p>
+    <w:p>
+      <w:r>
+        <w:rPr>
+          <w:rFonts w:ascii="Consolas" w:hAnsi="Consolas" w:eastAsia="Consolas"/>
+          <w:b w:val="0"/>
+          <w:sz w:val="19"/>
+        </w:rPr>
+        <w:t>ast.parse(source)</w:t>
+      </w:r>
+      <w:r>
+        <w:rPr>
+          <w:b w:val="0"/>
+          <w:i w:val="0"/>
+        </w:rPr>
+        <w:t xml:space="preserve"> turns Python code into a tree of nodes. </w:t>
+      </w:r>
+      <w:r>
+        <w:rPr>
+          <w:rFonts w:ascii="Consolas" w:hAnsi="Consolas" w:eastAsia="Consolas"/>
+          <w:b w:val="0"/>
+          <w:sz w:val="19"/>
+        </w:rPr>
+        <w:t>ast.walk(tree)</w:t>
+      </w:r>
+      <w:r>
+        <w:rPr>
+          <w:b w:val="0"/>
+          <w:i w:val="0"/>
+        </w:rPr>
+        <w:t xml:space="preserve"> visits every node. Three node types matter here:</w:t>
+      </w:r>
+    </w:p>
+    <w:p>
+      <w:pPr>
+        <w:pStyle w:val="ListBullet"/>
+      </w:pPr>
+      <w:r>
+        <w:rPr>
+          <w:rFonts w:ascii="Consolas" w:hAnsi="Consolas" w:eastAsia="Consolas"/>
+          <w:b w:val="0"/>
+          <w:sz w:val="19"/>
+        </w:rPr>
+        <w:t>ast.Call</w:t>
+      </w:r>
+      <w:r>
+        <w:rPr>
+          <w:b w:val="0"/>
+          <w:i w:val="0"/>
+        </w:rPr>
+        <w:t xml:space="preserve"> is a call. Its </w:t>
+      </w:r>
+      <w:r>
+        <w:rPr>
+          <w:rFonts w:ascii="Consolas" w:hAnsi="Consolas" w:eastAsia="Consolas"/>
+          <w:b w:val="0"/>
+          <w:sz w:val="19"/>
+        </w:rPr>
+        <w:t>.func</w:t>
+      </w:r>
+      <w:r>
+        <w:rPr>
+          <w:b w:val="0"/>
+          <w:i w:val="0"/>
+        </w:rPr>
+        <w:t xml:space="preserve"> is the thing being called.</w:t>
+      </w:r>
+    </w:p>
+    <w:p>
+      <w:pPr>
+        <w:pStyle w:val="ListBullet"/>
+      </w:pPr>
+      <w:r>
+        <w:rPr>
+          <w:rFonts w:ascii="Consolas" w:hAnsi="Consolas" w:eastAsia="Consolas"/>
+          <w:b w:val="0"/>
+          <w:sz w:val="19"/>
+        </w:rPr>
+        <w:t>ast.Name</w:t>
+      </w:r>
+      <w:r>
+        <w:rPr>
+          <w:b w:val="0"/>
+          <w:i w:val="0"/>
+        </w:rPr>
+        <w:t xml:space="preserve"> is a plain name such as </w:t>
+      </w:r>
+      <w:r>
+        <w:rPr>
+          <w:rFonts w:ascii="Consolas" w:hAnsi="Consolas" w:eastAsia="Consolas"/>
+          <w:b w:val="0"/>
+          <w:sz w:val="19"/>
+        </w:rPr>
+        <w:t>print</w:t>
+      </w:r>
+      <w:r>
+        <w:rPr>
+          <w:b w:val="0"/>
+          <w:i w:val="0"/>
+        </w:rPr>
+        <w:t xml:space="preserve">. Its </w:t>
+      </w:r>
+      <w:r>
+        <w:rPr>
+          <w:rFonts w:ascii="Consolas" w:hAnsi="Consolas" w:eastAsia="Consolas"/>
+          <w:b w:val="0"/>
+          <w:sz w:val="19"/>
+        </w:rPr>
+        <w:t>.id</w:t>
+      </w:r>
+      <w:r>
+        <w:rPr>
+          <w:b w:val="0"/>
+          <w:i w:val="0"/>
+        </w:rPr>
+        <w:t xml:space="preserve"> is the text.</w:t>
+      </w:r>
+    </w:p>
+    <w:p>
+      <w:pPr>
+        <w:pStyle w:val="ListBullet"/>
+      </w:pPr>
+      <w:r>
+        <w:rPr>
+          <w:rFonts w:ascii="Consolas" w:hAnsi="Consolas" w:eastAsia="Consolas"/>
+          <w:b w:val="0"/>
+          <w:sz w:val="19"/>
+        </w:rPr>
+        <w:t>ast.Attribute</w:t>
+      </w:r>
+      <w:r>
+        <w:rPr>
+          <w:b w:val="0"/>
+          <w:i w:val="0"/>
+        </w:rPr>
+        <w:t xml:space="preserve"> is </w:t>
+      </w:r>
+      <w:r>
+        <w:rPr>
+          <w:rFonts w:ascii="Consolas" w:hAnsi="Consolas" w:eastAsia="Consolas"/>
+          <w:b w:val="0"/>
+          <w:sz w:val="19"/>
+        </w:rPr>
+        <w:t>something.attr</w:t>
+      </w:r>
+      <w:r>
+        <w:rPr>
+          <w:b w:val="0"/>
+          <w:i w:val="0"/>
+        </w:rPr>
+        <w:t xml:space="preserve">. Its </w:t>
+      </w:r>
+      <w:r>
+        <w:rPr>
+          <w:rFonts w:ascii="Consolas" w:hAnsi="Consolas" w:eastAsia="Consolas"/>
+          <w:b w:val="0"/>
+          <w:sz w:val="19"/>
+        </w:rPr>
+        <w:t>.attr</w:t>
+      </w:r>
+      <w:r>
+        <w:rPr>
+          <w:b w:val="0"/>
+          <w:i w:val="0"/>
+        </w:rPr>
+        <w:t xml:space="preserve"> is the last part and its </w:t>
+      </w:r>
+      <w:r>
+        <w:rPr>
+          <w:rFonts w:ascii="Consolas" w:hAnsi="Consolas" w:eastAsia="Consolas"/>
+          <w:b w:val="0"/>
+          <w:sz w:val="19"/>
+        </w:rPr>
+        <w:t>.value</w:t>
+      </w:r>
+      <w:r>
+        <w:rPr>
+          <w:b w:val="0"/>
+          <w:i w:val="0"/>
+        </w:rPr>
+        <w:t xml:space="preserve"> the node before the dot.</w:t>
+      </w:r>
+    </w:p>
+    <w:tbl>
+      <w:tblPr>
+        <w:tblW w:type="auto" w:w="0"/>
+        <w:jc w:val="left"/>
+        <w:tblLook w:firstColumn="1" w:firstRow="1" w:lastColumn="0" w:lastRow="0" w:noHBand="0" w:noVBand="1" w:val="04A0"/>
+      </w:tblPr>
+      <w:tblGrid>
+        <w:gridCol w:w="8221"/>
+      </w:tblGrid>
+      <w:tr>
+        <w:tc>
+          <w:tcPr>
+            <w:tcW w:type="dxa" w:w="8221"/>
+            <w:shd w:val="clear" w:color="auto" w:fill="F2F4F7"/>
+          </w:tcPr>
+          <w:p>
+            <w:pPr>
+              <w:spacing w:before="0" w:after="0" w:line="240" w:lineRule="auto"/>
+              <w:ind w:left="567" w:hanging="567"/>
+            </w:pPr>
+            <w:r>
+              <w:rPr>
+                <w:rFonts w:ascii="Consolas" w:hAnsi="Consolas" w:eastAsia="Consolas"/>
+                <w:b w:val="0"/>
+                <w:color w:val="5B6875"/>
+                <w:sz w:val="16"/>
+              </w:rPr>
+              <w:t xml:space="preserve">   1  </w:t>
+            </w:r>
+            <w:r>
+              <w:rPr>
+                <w:rFonts w:ascii="Consolas" w:hAnsi="Consolas" w:eastAsia="Consolas"/>
+                <w:b w:val="0"/>
+                <w:sz w:val="16"/>
+              </w:rPr>
+              <w:t>import ast</w:t>
+            </w:r>
+          </w:p>
+          <w:p>
+            <w:pPr>
+              <w:spacing w:before="0" w:after="0" w:line="240" w:lineRule="auto"/>
+              <w:ind w:left="567" w:hanging="567"/>
+            </w:pPr>
+            <w:r>
+              <w:rPr>
+                <w:rFonts w:ascii="Consolas" w:hAnsi="Consolas" w:eastAsia="Consolas"/>
+                <w:b w:val="0"/>
+                <w:color w:val="5B6875"/>
+                <w:sz w:val="16"/>
+              </w:rPr>
+              <w:t xml:space="preserve">   2  </w:t>
+            </w:r>
+            <w:r>
+              <w:rPr>
+                <w:rFonts w:ascii="Consolas" w:hAnsi="Consolas" w:eastAsia="Consolas"/>
+                <w:b w:val="0"/>
+                <w:sz w:val="16"/>
+              </w:rPr>
+              <w:t xml:space="preserve"> </w:t>
+            </w:r>
+          </w:p>
+          <w:p>
+            <w:pPr>
+              <w:spacing w:before="0" w:after="0" w:line="240" w:lineRule="auto"/>
+              <w:ind w:left="567" w:hanging="567"/>
+            </w:pPr>
+            <w:r>
+              <w:rPr>
+                <w:rFonts w:ascii="Consolas" w:hAnsi="Consolas" w:eastAsia="Consolas"/>
+                <w:b w:val="0"/>
+                <w:color w:val="5B6875"/>
+                <w:sz w:val="16"/>
+              </w:rPr>
+              <w:t xml:space="preserve">   3  </w:t>
+            </w:r>
+            <w:r>
+              <w:rPr>
+                <w:rFonts w:ascii="Consolas" w:hAnsi="Consolas" w:eastAsia="Consolas"/>
+                <w:b w:val="0"/>
+                <w:sz w:val="16"/>
+              </w:rPr>
+              <w:t>func = ast.parse("os.path.join(a)").body[0].value.func</w:t>
+            </w:r>
+          </w:p>
+          <w:p>
+            <w:pPr>
+              <w:spacing w:before="0" w:after="0" w:line="240" w:lineRule="auto"/>
+              <w:ind w:left="567" w:hanging="567"/>
+            </w:pPr>
+            <w:r>
+              <w:rPr>
+                <w:rFonts w:ascii="Consolas" w:hAnsi="Consolas" w:eastAsia="Consolas"/>
+                <w:b w:val="0"/>
+                <w:color w:val="5B6875"/>
+                <w:sz w:val="16"/>
+              </w:rPr>
+              <w:t xml:space="preserve">   4  </w:t>
+            </w:r>
+            <w:r>
+              <w:rPr>
+                <w:rFonts w:ascii="Consolas" w:hAnsi="Consolas" w:eastAsia="Consolas"/>
+                <w:b w:val="0"/>
+                <w:sz w:val="16"/>
+              </w:rPr>
+              <w:t>func.attr, func.value.attr, func.value.value.id   # ('join', 'path', 'os')</w:t>
+            </w:r>
+          </w:p>
+        </w:tc>
+      </w:tr>
+    </w:tbl>
+    <w:p/>
+    <w:p>
+      <w:r>
+        <w:rPr>
+          <w:b w:val="0"/>
+          <w:i w:val="0"/>
+        </w:rPr>
+        <w:t xml:space="preserve">Test a node's type with </w:t>
+      </w:r>
+      <w:r>
+        <w:rPr>
+          <w:rFonts w:ascii="Consolas" w:hAnsi="Consolas" w:eastAsia="Consolas"/>
+          <w:b w:val="0"/>
+          <w:sz w:val="19"/>
+        </w:rPr>
+        <w:t>isinstance(node, ast.Call)</w:t>
+      </w:r>
+      <w:r>
+        <w:rPr>
+          <w:b w:val="0"/>
+          <w:i w:val="0"/>
+        </w:rPr>
+        <w:t>.</w:t>
       </w:r>
     </w:p>
     <w:p>
